--- a/nep/docx/49.content.docx
+++ b/nep/docx/49.content.docx
@@ -136,13 +136,6 @@
         <w:rPr>
           <w:lang w:val="ne_NP" w:bidi="ne_NP"/>
         </w:rPr>
-      </w:r>
-      <w:r>
-        <w:rPr>
-          <w:i/>
-          <w:lang w:val="ne_NP" w:bidi="ne_NP"/>
-        </w:rPr>
-        <w:t>एफिसी 1:1, एफिसी 1:3, एफिसी 1:4, एफिसी 1:4 (#2), एफिसी 1:5, एफिसी 1:6, एफिसी 1:7, एफिसी 1:10, एफिसी 1:13, एफिसी 1:14, एफिसी 1:18, एफिसी 1:20, एफिसी 1:22, एफिसी 1:22 (#2), एफिसी 1:23, एफिसी 2:1, एफिसी 2:2, एफिसी 2:3, एफिसी 2:4, एफिसी 2:5, एफिसी 2:6, एफिसी 2:7, एफिसी 2:8, एफिसी 2:9, एफिसी 2:10, एफिसी 2:12, एफिसी 2:13, एफिसी 2:14, एफिसी 2:15, एफिसी 2:18, एफिसी 2:20, एफिसी 2:21, एफिसी 2:22, एफिसी 3:2, एफिसी 3:3, एफिसी 3:5, एफिसी 3:6, एफिसी 3:7, एफिसी 3:9, एफिसी 3:10, एफिसी 3:12, एफिसी 3:15, एफिसी 3:16, एफिसी 3:18, एफिसी 3:21, एफिसी 4:1, एफिसी 4:7, एफिसी 4:11, एफिसी 4:12, एफिसी 4:14, एफिसी 4:16, एफिसी 4:17, एफिसी 4:18, एफिसी 4:19, एफिसी 4:22, एफिसी 4:24, एफिसी 4:27, एफिसी 4:28, एफिसी 4:29, एफिसी 4:30, एफिसी 4:32, एफिसी 5:1, एफिसी 5:2, एफिसी 5:3, एफिसी 5:4, एफिसी 5:5, एफिसी 5:6, एफिसी 5:9, एफिसी 5:11, एफिसी 5:13, एफिसी 5:16, एफिसी 5:18, एफिसी 5:19, एफिसी 5:22, एफिसी 5:23, एफिसी 5:26, एफिसी 5:28, एफिसी 5:29, एफिसी 5:31, एफिसी 5:32, एफिसी 6:1, एफिसी 6:4, एफिसी 6:5, एफिसी 6:8, एफिसी 6:9, एफिसी 6:11, एफिसी 6:12, एफिसी 6:13, एफिसी 6:16, एफिसी 6:17, एफिसी 6:18, एफिसी 6:19, एफिसी 6:20, एफिसी 6:23</w:t>
       </w:r>
       <w:r>
         <w:rPr>

--- a/nep/docx/49.content.docx
+++ b/nep/docx/49.content.docx
@@ -123,19 +123,6 @@
           <w:lang w:val="ne_NP" w:bidi="ne_NP"/>
         </w:rPr>
         <w:t>EPH</w:t>
-      </w:r>
-      <w:r>
-        <w:rPr>
-          <w:lang w:val="ne_NP" w:bidi="ne_NP"/>
-        </w:rPr>
-      </w:r>
-    </w:p>
-    <w:p>
-      <w:pPr/>
-      <w:r>
-        <w:rPr>
-          <w:lang w:val="ne_NP" w:bidi="ne_NP"/>
-        </w:rPr>
       </w:r>
       <w:r>
         <w:rPr>

--- a/nep/docx/49.content.docx
+++ b/nep/docx/49.content.docx
@@ -19,7 +19,7 @@
         <w:rPr>
           <w:lang w:val="ne_NP" w:bidi="ne_NP"/>
         </w:rPr>
-        <w:t>Resource: Translation Questions (unfoldingWord)</w:t>
+        <w:t>Resource: unfoldingWord® Translation Questions</w:t>
       </w:r>
       <w:r>
         <w:rPr>
@@ -85,7 +85,7 @@
         <w:rPr>
           <w:lang w:val="ne_NP" w:bidi="ne_NP"/>
         </w:rPr>
-        <w:t>Translation Questions (unfoldingWord)</w:t>
+        <w:t>unfoldingWord® Translation Questions</w:t>
       </w:r>
     </w:p>
     <w:p>
